--- a/results/extensive/ext_reg_cloglog_LouvainTibirescale.docx
+++ b/results/extensive/ext_reg_cloglog_LouvainTibirescale.docx
@@ -105,6 +105,150 @@
             <w:tcBorders>
               <w:top w:val="nil" w:color="000000"/>
               <w:left w:val="nil" w:color="000000"/>
+              <w:bottom w:val="nil" w:color="000000"/>
+              <w:right w:val="single" w:color="000000"/>
+            </w:tcBorders>
+          </w:tcPr>
+          <w:p>
+            <w:pPr>
+              <w:spacing w:after="0"/>
+            </w:pPr>
+          </w:p>
+        </w:tc>
+        <w:tc>
+          <w:tcPr>
+            <w:tcW w:w="1337" w:type="dxa"/>
+            <w:tcBorders>
+              <w:top w:val="nil" w:color="000000"/>
+              <w:left w:val="single" w:color="000000"/>
+              <w:bottom w:val="nil" w:color="000000"/>
+              <w:right w:val="nil" w:color="000000"/>
+            </w:tcBorders>
+            <w:vAlign w:val="bottom"/>
+          </w:tcPr>
+          <w:p>
+            <w:pPr>
+              <w:spacing w:after="0"/>
+              <w:jc w:val="right"/>
+            </w:pPr>
+            <w:r>
+              <w:t xml:space="preserve">Time since appearance with zero trade</w:t>
+            </w:r>
+          </w:p>
+        </w:tc>
+        <w:tc>
+          <w:tcPr>
+            <w:tcW w:w="1337" w:type="dxa"/>
+            <w:tcBorders>
+              <w:top w:val="nil" w:color="000000"/>
+              <w:left w:val="nil" w:color="000000"/>
+              <w:bottom w:val="nil" w:color="000000"/>
+              <w:right w:val="nil" w:color="000000"/>
+            </w:tcBorders>
+            <w:vAlign w:val="bottom"/>
+          </w:tcPr>
+          <w:p>
+            <w:pPr>
+              <w:spacing w:after="0"/>
+              <w:jc w:val="right"/>
+            </w:pPr>
+            <w:r>
+              <w:t xml:space="preserve">Years of existence</w:t>
+            </w:r>
+          </w:p>
+        </w:tc>
+        <w:tc>
+          <w:tcPr>
+            <w:tcW w:w="1337" w:type="dxa"/>
+            <w:tcBorders>
+              <w:top w:val="nil" w:color="000000"/>
+              <w:left w:val="nil" w:color="000000"/>
+              <w:bottom w:val="nil" w:color="000000"/>
+              <w:right w:val="nil" w:color="000000"/>
+            </w:tcBorders>
+            <w:vAlign w:val="bottom"/>
+          </w:tcPr>
+          <w:p>
+            <w:pPr>
+              <w:spacing w:after="0"/>
+              <w:jc w:val="right"/>
+            </w:pPr>
+            <w:r>
+              <w:t xml:space="preserve">Time since appearance</w:t>
+            </w:r>
+          </w:p>
+        </w:tc>
+        <w:tc>
+          <w:tcPr>
+            <w:tcW w:w="1337" w:type="dxa"/>
+            <w:tcBorders>
+              <w:top w:val="nil" w:color="000000"/>
+              <w:left w:val="nil" w:color="000000"/>
+              <w:bottom w:val="nil" w:color="000000"/>
+              <w:right w:val="nil" w:color="000000"/>
+            </w:tcBorders>
+            <w:vAlign w:val="bottom"/>
+          </w:tcPr>
+          <w:p>
+            <w:pPr>
+              <w:spacing w:after="0"/>
+              <w:jc w:val="right"/>
+            </w:pPr>
+            <w:r>
+              <w:t xml:space="preserve">Time since appearance with zero trade</w:t>
+            </w:r>
+          </w:p>
+        </w:tc>
+        <w:tc>
+          <w:tcPr>
+            <w:tcW w:w="1337" w:type="dxa"/>
+            <w:tcBorders>
+              <w:top w:val="nil" w:color="000000"/>
+              <w:left w:val="nil" w:color="000000"/>
+              <w:bottom w:val="nil" w:color="000000"/>
+              <w:right w:val="nil" w:color="000000"/>
+            </w:tcBorders>
+            <w:vAlign w:val="bottom"/>
+          </w:tcPr>
+          <w:p>
+            <w:pPr>
+              <w:spacing w:after="0"/>
+              <w:jc w:val="right"/>
+            </w:pPr>
+            <w:r>
+              <w:t xml:space="preserve">Years of existence</w:t>
+            </w:r>
+          </w:p>
+        </w:tc>
+        <w:tc>
+          <w:tcPr>
+            <w:tcW w:w="1337" w:type="dxa"/>
+            <w:tcBorders>
+              <w:top w:val="nil" w:color="000000"/>
+              <w:left w:val="nil" w:color="000000"/>
+              <w:bottom w:val="nil" w:color="000000"/>
+              <w:right w:val="nil" w:color="000000"/>
+            </w:tcBorders>
+            <w:vAlign w:val="bottom"/>
+          </w:tcPr>
+          <w:p>
+            <w:pPr>
+              <w:spacing w:after="0"/>
+              <w:jc w:val="right"/>
+            </w:pPr>
+            <w:r>
+              <w:t xml:space="preserve">Time since appearance</w:t>
+            </w:r>
+          </w:p>
+        </w:tc>
+      </w:tr>
+      <w:tr>
+        <w:tc>
+          <w:tcPr>
+            <w:tcW w:w="1337" w:type="dxa"/>
+            <w:tcBorders>
+              <w:top w:val="nil" w:color="000000"/>
+              <w:left w:val="nil" w:color="000000"/>
               <w:bottom w:val="single" w:color="000000"/>
               <w:right w:val="single" w:color="000000"/>
             </w:tcBorders>
@@ -132,7 +276,7 @@
               <w:jc w:val="right"/>
             </w:pPr>
             <w:r>
-              <w:t xml:space="preserve">Years of existence</w:t>
+              <w:t xml:space="preserve">LouvainTibirescale</w:t>
             </w:r>
           </w:p>
         </w:tc>
@@ -153,7 +297,7 @@
               <w:jc w:val="right"/>
             </w:pPr>
             <w:r>
-              <w:t xml:space="preserve">Time since appearance</w:t>
+              <w:t xml:space="preserve">LouvainTibirescale</w:t>
             </w:r>
           </w:p>
         </w:tc>
@@ -174,7 +318,7 @@
               <w:jc w:val="right"/>
             </w:pPr>
             <w:r>
-              <w:t xml:space="preserve">Time since appearance with zero trade</w:t>
+              <w:t xml:space="preserve">LouvainTibirescale</w:t>
             </w:r>
           </w:p>
         </w:tc>
@@ -195,7 +339,7 @@
               <w:jc w:val="right"/>
             </w:pPr>
             <w:r>
-              <w:t xml:space="preserve">Years of existence</w:t>
+              <w:t xml:space="preserve">LouvainTibirescale</w:t>
             </w:r>
           </w:p>
         </w:tc>
@@ -216,7 +360,7 @@
               <w:jc w:val="right"/>
             </w:pPr>
             <w:r>
-              <w:t xml:space="preserve">Time since appearance</w:t>
+              <w:t xml:space="preserve">LouvainTibirescale</w:t>
             </w:r>
           </w:p>
         </w:tc>
@@ -237,7 +381,7 @@
               <w:jc w:val="right"/>
             </w:pPr>
             <w:r>
-              <w:t xml:space="preserve">Time since appearance with zero trade</w:t>
+              <w:t xml:space="preserve">LouvainTibirescale</w:t>
             </w:r>
           </w:p>
         </w:tc>
@@ -281,7 +425,7 @@
               <w:jc w:val="right"/>
             </w:pPr>
             <w:r>
-              <w:t xml:space="preserve">1.00***</w:t>
+              <w:t xml:space="preserve">0.9969***</w:t>
             </w:r>
           </w:p>
         </w:tc>
@@ -302,7 +446,7 @@
               <w:jc w:val="right"/>
             </w:pPr>
             <w:r>
-              <w:t xml:space="preserve">1.00***</w:t>
+              <w:t xml:space="preserve">0.9974***</w:t>
             </w:r>
           </w:p>
         </w:tc>
@@ -323,7 +467,7 @@
               <w:jc w:val="right"/>
             </w:pPr>
             <w:r>
-              <w:t xml:space="preserve">1.00***</w:t>
+              <w:t xml:space="preserve">0.9957***</w:t>
             </w:r>
           </w:p>
         </w:tc>
@@ -344,7 +488,7 @@
               <w:jc w:val="right"/>
             </w:pPr>
             <w:r>
-              <w:t xml:space="preserve">1.00***</w:t>
+              <w:t xml:space="preserve">0.9970***</w:t>
             </w:r>
           </w:p>
         </w:tc>
@@ -365,7 +509,7 @@
               <w:jc w:val="right"/>
             </w:pPr>
             <w:r>
-              <w:t xml:space="preserve">1.00***</w:t>
+              <w:t xml:space="preserve">0.9975***</w:t>
             </w:r>
           </w:p>
         </w:tc>
@@ -386,7 +530,7 @@
               <w:jc w:val="right"/>
             </w:pPr>
             <w:r>
-              <w:t xml:space="preserve">1.00***</w:t>
+              <w:t xml:space="preserve">0.9958***</w:t>
             </w:r>
           </w:p>
         </w:tc>
@@ -425,112 +569,112 @@
               <w:jc w:val="right"/>
             </w:pPr>
             <w:r>
-              <w:t xml:space="preserve">[1.00,    1.00]</w:t>
-            </w:r>
-          </w:p>
-        </w:tc>
-        <w:tc>
-          <w:tcPr>
-            <w:tcW w:w="1337" w:type="dxa"/>
-            <w:tcBorders>
-              <w:top w:val="nil" w:color="000000"/>
-              <w:left w:val="nil" w:color="000000"/>
-              <w:bottom w:val="nil" w:color="000000"/>
-              <w:right w:val="nil" w:color="000000"/>
-            </w:tcBorders>
-            <w:vAlign w:val="bottom"/>
-          </w:tcPr>
-          <w:p>
-            <w:pPr>
-              <w:spacing w:after="0"/>
-              <w:jc w:val="right"/>
-            </w:pPr>
-            <w:r>
-              <w:t xml:space="preserve">[1.00,    1.00]</w:t>
-            </w:r>
-          </w:p>
-        </w:tc>
-        <w:tc>
-          <w:tcPr>
-            <w:tcW w:w="1337" w:type="dxa"/>
-            <w:tcBorders>
-              <w:top w:val="nil" w:color="000000"/>
-              <w:left w:val="nil" w:color="000000"/>
-              <w:bottom w:val="nil" w:color="000000"/>
-              <w:right w:val="nil" w:color="000000"/>
-            </w:tcBorders>
-            <w:vAlign w:val="bottom"/>
-          </w:tcPr>
-          <w:p>
-            <w:pPr>
-              <w:spacing w:after="0"/>
-              <w:jc w:val="right"/>
-            </w:pPr>
-            <w:r>
-              <w:t xml:space="preserve">[1.00,    1.00]</w:t>
-            </w:r>
-          </w:p>
-        </w:tc>
-        <w:tc>
-          <w:tcPr>
-            <w:tcW w:w="1337" w:type="dxa"/>
-            <w:tcBorders>
-              <w:top w:val="nil" w:color="000000"/>
-              <w:left w:val="nil" w:color="000000"/>
-              <w:bottom w:val="nil" w:color="000000"/>
-              <w:right w:val="nil" w:color="000000"/>
-            </w:tcBorders>
-            <w:vAlign w:val="bottom"/>
-          </w:tcPr>
-          <w:p>
-            <w:pPr>
-              <w:spacing w:after="0"/>
-              <w:jc w:val="right"/>
-            </w:pPr>
-            <w:r>
-              <w:t xml:space="preserve">[1.00,    1.00]</w:t>
-            </w:r>
-          </w:p>
-        </w:tc>
-        <w:tc>
-          <w:tcPr>
-            <w:tcW w:w="1337" w:type="dxa"/>
-            <w:tcBorders>
-              <w:top w:val="nil" w:color="000000"/>
-              <w:left w:val="nil" w:color="000000"/>
-              <w:bottom w:val="nil" w:color="000000"/>
-              <w:right w:val="nil" w:color="000000"/>
-            </w:tcBorders>
-            <w:vAlign w:val="bottom"/>
-          </w:tcPr>
-          <w:p>
-            <w:pPr>
-              <w:spacing w:after="0"/>
-              <w:jc w:val="right"/>
-            </w:pPr>
-            <w:r>
-              <w:t xml:space="preserve">[1.00,    1.00]</w:t>
-            </w:r>
-          </w:p>
-        </w:tc>
-        <w:tc>
-          <w:tcPr>
-            <w:tcW w:w="1337" w:type="dxa"/>
-            <w:tcBorders>
-              <w:top w:val="nil" w:color="000000"/>
-              <w:left w:val="nil" w:color="000000"/>
-              <w:bottom w:val="nil" w:color="000000"/>
-              <w:right w:val="nil" w:color="000000"/>
-            </w:tcBorders>
-            <w:vAlign w:val="bottom"/>
-          </w:tcPr>
-          <w:p>
-            <w:pPr>
-              <w:spacing w:after="0"/>
-              <w:jc w:val="right"/>
-            </w:pPr>
-            <w:r>
-              <w:t xml:space="preserve">[1.00,    1.00]</w:t>
+              <w:t xml:space="preserve">[0.9963, 0.9976]</w:t>
+            </w:r>
+          </w:p>
+        </w:tc>
+        <w:tc>
+          <w:tcPr>
+            <w:tcW w:w="1337" w:type="dxa"/>
+            <w:tcBorders>
+              <w:top w:val="nil" w:color="000000"/>
+              <w:left w:val="nil" w:color="000000"/>
+              <w:bottom w:val="nil" w:color="000000"/>
+              <w:right w:val="nil" w:color="000000"/>
+            </w:tcBorders>
+            <w:vAlign w:val="bottom"/>
+          </w:tcPr>
+          <w:p>
+            <w:pPr>
+              <w:spacing w:after="0"/>
+              <w:jc w:val="right"/>
+            </w:pPr>
+            <w:r>
+              <w:t xml:space="preserve">[0.9967, 0.9982]</w:t>
+            </w:r>
+          </w:p>
+        </w:tc>
+        <w:tc>
+          <w:tcPr>
+            <w:tcW w:w="1337" w:type="dxa"/>
+            <w:tcBorders>
+              <w:top w:val="nil" w:color="000000"/>
+              <w:left w:val="nil" w:color="000000"/>
+              <w:bottom w:val="nil" w:color="000000"/>
+              <w:right w:val="nil" w:color="000000"/>
+            </w:tcBorders>
+            <w:vAlign w:val="bottom"/>
+          </w:tcPr>
+          <w:p>
+            <w:pPr>
+              <w:spacing w:after="0"/>
+              <w:jc w:val="right"/>
+            </w:pPr>
+            <w:r>
+              <w:t xml:space="preserve">[0.9951, 0.9963]</w:t>
+            </w:r>
+          </w:p>
+        </w:tc>
+        <w:tc>
+          <w:tcPr>
+            <w:tcW w:w="1337" w:type="dxa"/>
+            <w:tcBorders>
+              <w:top w:val="nil" w:color="000000"/>
+              <w:left w:val="nil" w:color="000000"/>
+              <w:bottom w:val="nil" w:color="000000"/>
+              <w:right w:val="nil" w:color="000000"/>
+            </w:tcBorders>
+            <w:vAlign w:val="bottom"/>
+          </w:tcPr>
+          <w:p>
+            <w:pPr>
+              <w:spacing w:after="0"/>
+              <w:jc w:val="right"/>
+            </w:pPr>
+            <w:r>
+              <w:t xml:space="preserve">[0.9963, 0.9976]</w:t>
+            </w:r>
+          </w:p>
+        </w:tc>
+        <w:tc>
+          <w:tcPr>
+            <w:tcW w:w="1337" w:type="dxa"/>
+            <w:tcBorders>
+              <w:top w:val="nil" w:color="000000"/>
+              <w:left w:val="nil" w:color="000000"/>
+              <w:bottom w:val="nil" w:color="000000"/>
+              <w:right w:val="nil" w:color="000000"/>
+            </w:tcBorders>
+            <w:vAlign w:val="bottom"/>
+          </w:tcPr>
+          <w:p>
+            <w:pPr>
+              <w:spacing w:after="0"/>
+              <w:jc w:val="right"/>
+            </w:pPr>
+            <w:r>
+              <w:t xml:space="preserve">[0.9968, 0.9982]</w:t>
+            </w:r>
+          </w:p>
+        </w:tc>
+        <w:tc>
+          <w:tcPr>
+            <w:tcW w:w="1337" w:type="dxa"/>
+            <w:tcBorders>
+              <w:top w:val="nil" w:color="000000"/>
+              <w:left w:val="nil" w:color="000000"/>
+              <w:bottom w:val="nil" w:color="000000"/>
+              <w:right w:val="nil" w:color="000000"/>
+            </w:tcBorders>
+            <w:vAlign w:val="bottom"/>
+          </w:tcPr>
+          <w:p>
+            <w:pPr>
+              <w:spacing w:after="0"/>
+              <w:jc w:val="right"/>
+            </w:pPr>
+            <w:r>
+              <w:t xml:space="preserve">[0.9953, 0.9963]</w:t>
             </w:r>
           </w:p>
         </w:tc>
@@ -688,112 +832,112 @@
               <w:jc w:val="right"/>
             </w:pPr>
             <w:r>
-              <w:t xml:space="preserve">1.00***</w:t>
-            </w:r>
-          </w:p>
-        </w:tc>
-        <w:tc>
-          <w:tcPr>
-            <w:tcW w:w="1337" w:type="dxa"/>
-            <w:tcBorders>
-              <w:top w:val="nil" w:color="000000"/>
-              <w:left w:val="nil" w:color="000000"/>
-              <w:bottom w:val="nil" w:color="000000"/>
-              <w:right w:val="nil" w:color="000000"/>
-            </w:tcBorders>
-            <w:vAlign w:val="bottom"/>
-          </w:tcPr>
-          <w:p>
-            <w:pPr>
-              <w:spacing w:after="0"/>
-              <w:jc w:val="right"/>
-            </w:pPr>
-            <w:r>
-              <w:t xml:space="preserve">1.00***</w:t>
-            </w:r>
-          </w:p>
-        </w:tc>
-        <w:tc>
-          <w:tcPr>
-            <w:tcW w:w="1337" w:type="dxa"/>
-            <w:tcBorders>
-              <w:top w:val="nil" w:color="000000"/>
-              <w:left w:val="nil" w:color="000000"/>
-              <w:bottom w:val="nil" w:color="000000"/>
-              <w:right w:val="nil" w:color="000000"/>
-            </w:tcBorders>
-            <w:vAlign w:val="bottom"/>
-          </w:tcPr>
-          <w:p>
-            <w:pPr>
-              <w:spacing w:after="0"/>
-              <w:jc w:val="right"/>
-            </w:pPr>
-            <w:r>
-              <w:t xml:space="preserve">1.00***</w:t>
-            </w:r>
-          </w:p>
-        </w:tc>
-        <w:tc>
-          <w:tcPr>
-            <w:tcW w:w="1337" w:type="dxa"/>
-            <w:tcBorders>
-              <w:top w:val="nil" w:color="000000"/>
-              <w:left w:val="nil" w:color="000000"/>
-              <w:bottom w:val="nil" w:color="000000"/>
-              <w:right w:val="nil" w:color="000000"/>
-            </w:tcBorders>
-            <w:vAlign w:val="bottom"/>
-          </w:tcPr>
-          <w:p>
-            <w:pPr>
-              <w:spacing w:after="0"/>
-              <w:jc w:val="right"/>
-            </w:pPr>
-            <w:r>
-              <w:t xml:space="preserve">1.00***</w:t>
-            </w:r>
-          </w:p>
-        </w:tc>
-        <w:tc>
-          <w:tcPr>
-            <w:tcW w:w="1337" w:type="dxa"/>
-            <w:tcBorders>
-              <w:top w:val="nil" w:color="000000"/>
-              <w:left w:val="nil" w:color="000000"/>
-              <w:bottom w:val="nil" w:color="000000"/>
-              <w:right w:val="nil" w:color="000000"/>
-            </w:tcBorders>
-            <w:vAlign w:val="bottom"/>
-          </w:tcPr>
-          <w:p>
-            <w:pPr>
-              <w:spacing w:after="0"/>
-              <w:jc w:val="right"/>
-            </w:pPr>
-            <w:r>
-              <w:t xml:space="preserve">1.00***</w:t>
-            </w:r>
-          </w:p>
-        </w:tc>
-        <w:tc>
-          <w:tcPr>
-            <w:tcW w:w="1337" w:type="dxa"/>
-            <w:tcBorders>
-              <w:top w:val="nil" w:color="000000"/>
-              <w:left w:val="nil" w:color="000000"/>
-              <w:bottom w:val="nil" w:color="000000"/>
-              <w:right w:val="nil" w:color="000000"/>
-            </w:tcBorders>
-            <w:vAlign w:val="bottom"/>
-          </w:tcPr>
-          <w:p>
-            <w:pPr>
-              <w:spacing w:after="0"/>
-              <w:jc w:val="right"/>
-            </w:pPr>
-            <w:r>
-              <w:t xml:space="preserve">1.00***</w:t>
+              <w:t xml:space="preserve">1.000043***</w:t>
+            </w:r>
+          </w:p>
+        </w:tc>
+        <w:tc>
+          <w:tcPr>
+            <w:tcW w:w="1337" w:type="dxa"/>
+            <w:tcBorders>
+              <w:top w:val="nil" w:color="000000"/>
+              <w:left w:val="nil" w:color="000000"/>
+              <w:bottom w:val="nil" w:color="000000"/>
+              <w:right w:val="nil" w:color="000000"/>
+            </w:tcBorders>
+            <w:vAlign w:val="bottom"/>
+          </w:tcPr>
+          <w:p>
+            <w:pPr>
+              <w:spacing w:after="0"/>
+              <w:jc w:val="right"/>
+            </w:pPr>
+            <w:r>
+              <w:t xml:space="preserve">1.000050***</w:t>
+            </w:r>
+          </w:p>
+        </w:tc>
+        <w:tc>
+          <w:tcPr>
+            <w:tcW w:w="1337" w:type="dxa"/>
+            <w:tcBorders>
+              <w:top w:val="nil" w:color="000000"/>
+              <w:left w:val="nil" w:color="000000"/>
+              <w:bottom w:val="nil" w:color="000000"/>
+              <w:right w:val="nil" w:color="000000"/>
+            </w:tcBorders>
+            <w:vAlign w:val="bottom"/>
+          </w:tcPr>
+          <w:p>
+            <w:pPr>
+              <w:spacing w:after="0"/>
+              <w:jc w:val="right"/>
+            </w:pPr>
+            <w:r>
+              <w:t xml:space="preserve">1.000043***</w:t>
+            </w:r>
+          </w:p>
+        </w:tc>
+        <w:tc>
+          <w:tcPr>
+            <w:tcW w:w="1337" w:type="dxa"/>
+            <w:tcBorders>
+              <w:top w:val="nil" w:color="000000"/>
+              <w:left w:val="nil" w:color="000000"/>
+              <w:bottom w:val="nil" w:color="000000"/>
+              <w:right w:val="nil" w:color="000000"/>
+            </w:tcBorders>
+            <w:vAlign w:val="bottom"/>
+          </w:tcPr>
+          <w:p>
+            <w:pPr>
+              <w:spacing w:after="0"/>
+              <w:jc w:val="right"/>
+            </w:pPr>
+            <w:r>
+              <w:t xml:space="preserve">1.000042***</w:t>
+            </w:r>
+          </w:p>
+        </w:tc>
+        <w:tc>
+          <w:tcPr>
+            <w:tcW w:w="1337" w:type="dxa"/>
+            <w:tcBorders>
+              <w:top w:val="nil" w:color="000000"/>
+              <w:left w:val="nil" w:color="000000"/>
+              <w:bottom w:val="nil" w:color="000000"/>
+              <w:right w:val="nil" w:color="000000"/>
+            </w:tcBorders>
+            <w:vAlign w:val="bottom"/>
+          </w:tcPr>
+          <w:p>
+            <w:pPr>
+              <w:spacing w:after="0"/>
+              <w:jc w:val="right"/>
+            </w:pPr>
+            <w:r>
+              <w:t xml:space="preserve">1.000047***</w:t>
+            </w:r>
+          </w:p>
+        </w:tc>
+        <w:tc>
+          <w:tcPr>
+            <w:tcW w:w="1337" w:type="dxa"/>
+            <w:tcBorders>
+              <w:top w:val="nil" w:color="000000"/>
+              <w:left w:val="nil" w:color="000000"/>
+              <w:bottom w:val="nil" w:color="000000"/>
+              <w:right w:val="nil" w:color="000000"/>
+            </w:tcBorders>
+            <w:vAlign w:val="bottom"/>
+          </w:tcPr>
+          <w:p>
+            <w:pPr>
+              <w:spacing w:after="0"/>
+              <w:jc w:val="right"/>
+            </w:pPr>
+            <w:r>
+              <w:t xml:space="preserve">1.000043***</w:t>
             </w:r>
           </w:p>
         </w:tc>
@@ -832,112 +976,112 @@
               <w:jc w:val="right"/>
             </w:pPr>
             <w:r>
-              <w:t xml:space="preserve">[1.00,    1.00]</w:t>
-            </w:r>
-          </w:p>
-        </w:tc>
-        <w:tc>
-          <w:tcPr>
-            <w:tcW w:w="1337" w:type="dxa"/>
-            <w:tcBorders>
-              <w:top w:val="nil" w:color="000000"/>
-              <w:left w:val="nil" w:color="000000"/>
-              <w:bottom w:val="nil" w:color="000000"/>
-              <w:right w:val="nil" w:color="000000"/>
-            </w:tcBorders>
-            <w:vAlign w:val="bottom"/>
-          </w:tcPr>
-          <w:p>
-            <w:pPr>
-              <w:spacing w:after="0"/>
-              <w:jc w:val="right"/>
-            </w:pPr>
-            <w:r>
-              <w:t xml:space="preserve">[1.00,    1.00]</w:t>
-            </w:r>
-          </w:p>
-        </w:tc>
-        <w:tc>
-          <w:tcPr>
-            <w:tcW w:w="1337" w:type="dxa"/>
-            <w:tcBorders>
-              <w:top w:val="nil" w:color="000000"/>
-              <w:left w:val="nil" w:color="000000"/>
-              <w:bottom w:val="nil" w:color="000000"/>
-              <w:right w:val="nil" w:color="000000"/>
-            </w:tcBorders>
-            <w:vAlign w:val="bottom"/>
-          </w:tcPr>
-          <w:p>
-            <w:pPr>
-              <w:spacing w:after="0"/>
-              <w:jc w:val="right"/>
-            </w:pPr>
-            <w:r>
-              <w:t xml:space="preserve">[1.00,    1.00]</w:t>
-            </w:r>
-          </w:p>
-        </w:tc>
-        <w:tc>
-          <w:tcPr>
-            <w:tcW w:w="1337" w:type="dxa"/>
-            <w:tcBorders>
-              <w:top w:val="nil" w:color="000000"/>
-              <w:left w:val="nil" w:color="000000"/>
-              <w:bottom w:val="nil" w:color="000000"/>
-              <w:right w:val="nil" w:color="000000"/>
-            </w:tcBorders>
-            <w:vAlign w:val="bottom"/>
-          </w:tcPr>
-          <w:p>
-            <w:pPr>
-              <w:spacing w:after="0"/>
-              <w:jc w:val="right"/>
-            </w:pPr>
-            <w:r>
-              <w:t xml:space="preserve">[1.00,    1.00]</w:t>
-            </w:r>
-          </w:p>
-        </w:tc>
-        <w:tc>
-          <w:tcPr>
-            <w:tcW w:w="1337" w:type="dxa"/>
-            <w:tcBorders>
-              <w:top w:val="nil" w:color="000000"/>
-              <w:left w:val="nil" w:color="000000"/>
-              <w:bottom w:val="nil" w:color="000000"/>
-              <w:right w:val="nil" w:color="000000"/>
-            </w:tcBorders>
-            <w:vAlign w:val="bottom"/>
-          </w:tcPr>
-          <w:p>
-            <w:pPr>
-              <w:spacing w:after="0"/>
-              <w:jc w:val="right"/>
-            </w:pPr>
-            <w:r>
-              <w:t xml:space="preserve">[1.00,    1.00]</w:t>
-            </w:r>
-          </w:p>
-        </w:tc>
-        <w:tc>
-          <w:tcPr>
-            <w:tcW w:w="1337" w:type="dxa"/>
-            <w:tcBorders>
-              <w:top w:val="nil" w:color="000000"/>
-              <w:left w:val="nil" w:color="000000"/>
-              <w:bottom w:val="nil" w:color="000000"/>
-              <w:right w:val="nil" w:color="000000"/>
-            </w:tcBorders>
-            <w:vAlign w:val="bottom"/>
-          </w:tcPr>
-          <w:p>
-            <w:pPr>
-              <w:spacing w:after="0"/>
-              <w:jc w:val="right"/>
-            </w:pPr>
-            <w:r>
-              <w:t xml:space="preserve">[1.00,    1.00]</w:t>
+              <w:t xml:space="preserve">[1.000038, 1.000048]</w:t>
+            </w:r>
+          </w:p>
+        </w:tc>
+        <w:tc>
+          <w:tcPr>
+            <w:tcW w:w="1337" w:type="dxa"/>
+            <w:tcBorders>
+              <w:top w:val="nil" w:color="000000"/>
+              <w:left w:val="nil" w:color="000000"/>
+              <w:bottom w:val="nil" w:color="000000"/>
+              <w:right w:val="nil" w:color="000000"/>
+            </w:tcBorders>
+            <w:vAlign w:val="bottom"/>
+          </w:tcPr>
+          <w:p>
+            <w:pPr>
+              <w:spacing w:after="0"/>
+              <w:jc w:val="right"/>
+            </w:pPr>
+            <w:r>
+              <w:t xml:space="preserve">[1.000044, 1.000056]</w:t>
+            </w:r>
+          </w:p>
+        </w:tc>
+        <w:tc>
+          <w:tcPr>
+            <w:tcW w:w="1337" w:type="dxa"/>
+            <w:tcBorders>
+              <w:top w:val="nil" w:color="000000"/>
+              <w:left w:val="nil" w:color="000000"/>
+              <w:bottom w:val="nil" w:color="000000"/>
+              <w:right w:val="nil" w:color="000000"/>
+            </w:tcBorders>
+            <w:vAlign w:val="bottom"/>
+          </w:tcPr>
+          <w:p>
+            <w:pPr>
+              <w:spacing w:after="0"/>
+              <w:jc w:val="right"/>
+            </w:pPr>
+            <w:r>
+              <w:t xml:space="preserve">[1.000039, 1.000047]</w:t>
+            </w:r>
+          </w:p>
+        </w:tc>
+        <w:tc>
+          <w:tcPr>
+            <w:tcW w:w="1337" w:type="dxa"/>
+            <w:tcBorders>
+              <w:top w:val="nil" w:color="000000"/>
+              <w:left w:val="nil" w:color="000000"/>
+              <w:bottom w:val="nil" w:color="000000"/>
+              <w:right w:val="nil" w:color="000000"/>
+            </w:tcBorders>
+            <w:vAlign w:val="bottom"/>
+          </w:tcPr>
+          <w:p>
+            <w:pPr>
+              <w:spacing w:after="0"/>
+              <w:jc w:val="right"/>
+            </w:pPr>
+            <w:r>
+              <w:t xml:space="preserve">[1.000038, 1.000047]</w:t>
+            </w:r>
+          </w:p>
+        </w:tc>
+        <w:tc>
+          <w:tcPr>
+            <w:tcW w:w="1337" w:type="dxa"/>
+            <w:tcBorders>
+              <w:top w:val="nil" w:color="000000"/>
+              <w:left w:val="nil" w:color="000000"/>
+              <w:bottom w:val="nil" w:color="000000"/>
+              <w:right w:val="nil" w:color="000000"/>
+            </w:tcBorders>
+            <w:vAlign w:val="bottom"/>
+          </w:tcPr>
+          <w:p>
+            <w:pPr>
+              <w:spacing w:after="0"/>
+              <w:jc w:val="right"/>
+            </w:pPr>
+            <w:r>
+              <w:t xml:space="preserve">[1.000042, 1.000053]</w:t>
+            </w:r>
+          </w:p>
+        </w:tc>
+        <w:tc>
+          <w:tcPr>
+            <w:tcW w:w="1337" w:type="dxa"/>
+            <w:tcBorders>
+              <w:top w:val="nil" w:color="000000"/>
+              <w:left w:val="nil" w:color="000000"/>
+              <w:bottom w:val="nil" w:color="000000"/>
+              <w:right w:val="nil" w:color="000000"/>
+            </w:tcBorders>
+            <w:vAlign w:val="bottom"/>
+          </w:tcPr>
+          <w:p>
+            <w:pPr>
+              <w:spacing w:after="0"/>
+              <w:jc w:val="right"/>
+            </w:pPr>
+            <w:r>
+              <w:t xml:space="preserve">[1.000039, 1.000046]</w:t>
             </w:r>
           </w:p>
         </w:tc>
@@ -1095,112 +1239,112 @@
               <w:jc w:val="right"/>
             </w:pPr>
             <w:r>
-              <w:t xml:space="preserve">0.99***</w:t>
-            </w:r>
-          </w:p>
-        </w:tc>
-        <w:tc>
-          <w:tcPr>
-            <w:tcW w:w="1337" w:type="dxa"/>
-            <w:tcBorders>
-              <w:top w:val="nil" w:color="000000"/>
-              <w:left w:val="nil" w:color="000000"/>
-              <w:bottom w:val="nil" w:color="000000"/>
-              <w:right w:val="nil" w:color="000000"/>
-            </w:tcBorders>
-            <w:vAlign w:val="bottom"/>
-          </w:tcPr>
-          <w:p>
-            <w:pPr>
-              <w:spacing w:after="0"/>
-              <w:jc w:val="right"/>
-            </w:pPr>
-            <w:r>
-              <w:t xml:space="preserve">0.99***</w:t>
-            </w:r>
-          </w:p>
-        </w:tc>
-        <w:tc>
-          <w:tcPr>
-            <w:tcW w:w="1337" w:type="dxa"/>
-            <w:tcBorders>
-              <w:top w:val="nil" w:color="000000"/>
-              <w:left w:val="nil" w:color="000000"/>
-              <w:bottom w:val="nil" w:color="000000"/>
-              <w:right w:val="nil" w:color="000000"/>
-            </w:tcBorders>
-            <w:vAlign w:val="bottom"/>
-          </w:tcPr>
-          <w:p>
-            <w:pPr>
-              <w:spacing w:after="0"/>
-              <w:jc w:val="right"/>
-            </w:pPr>
-            <w:r>
-              <w:t xml:space="preserve">0.99***</w:t>
-            </w:r>
-          </w:p>
-        </w:tc>
-        <w:tc>
-          <w:tcPr>
-            <w:tcW w:w="1337" w:type="dxa"/>
-            <w:tcBorders>
-              <w:top w:val="nil" w:color="000000"/>
-              <w:left w:val="nil" w:color="000000"/>
-              <w:bottom w:val="nil" w:color="000000"/>
-              <w:right w:val="nil" w:color="000000"/>
-            </w:tcBorders>
-            <w:vAlign w:val="bottom"/>
-          </w:tcPr>
-          <w:p>
-            <w:pPr>
-              <w:spacing w:after="0"/>
-              <w:jc w:val="right"/>
-            </w:pPr>
-            <w:r>
-              <w:t xml:space="preserve">0.99***</w:t>
-            </w:r>
-          </w:p>
-        </w:tc>
-        <w:tc>
-          <w:tcPr>
-            <w:tcW w:w="1337" w:type="dxa"/>
-            <w:tcBorders>
-              <w:top w:val="nil" w:color="000000"/>
-              <w:left w:val="nil" w:color="000000"/>
-              <w:bottom w:val="nil" w:color="000000"/>
-              <w:right w:val="nil" w:color="000000"/>
-            </w:tcBorders>
-            <w:vAlign w:val="bottom"/>
-          </w:tcPr>
-          <w:p>
-            <w:pPr>
-              <w:spacing w:after="0"/>
-              <w:jc w:val="right"/>
-            </w:pPr>
-            <w:r>
-              <w:t xml:space="preserve">0.99***</w:t>
-            </w:r>
-          </w:p>
-        </w:tc>
-        <w:tc>
-          <w:tcPr>
-            <w:tcW w:w="1337" w:type="dxa"/>
-            <w:tcBorders>
-              <w:top w:val="nil" w:color="000000"/>
-              <w:left w:val="nil" w:color="000000"/>
-              <w:bottom w:val="nil" w:color="000000"/>
-              <w:right w:val="nil" w:color="000000"/>
-            </w:tcBorders>
-            <w:vAlign w:val="bottom"/>
-          </w:tcPr>
-          <w:p>
-            <w:pPr>
-              <w:spacing w:after="0"/>
-              <w:jc w:val="right"/>
-            </w:pPr>
-            <w:r>
-              <w:t xml:space="preserve">0.99***</w:t>
+              <w:t xml:space="preserve">0.99147***</w:t>
+            </w:r>
+          </w:p>
+        </w:tc>
+        <w:tc>
+          <w:tcPr>
+            <w:tcW w:w="1337" w:type="dxa"/>
+            <w:tcBorders>
+              <w:top w:val="nil" w:color="000000"/>
+              <w:left w:val="nil" w:color="000000"/>
+              <w:bottom w:val="nil" w:color="000000"/>
+              <w:right w:val="nil" w:color="000000"/>
+            </w:tcBorders>
+            <w:vAlign w:val="bottom"/>
+          </w:tcPr>
+          <w:p>
+            <w:pPr>
+              <w:spacing w:after="0"/>
+              <w:jc w:val="right"/>
+            </w:pPr>
+            <w:r>
+              <w:t xml:space="preserve">0.99129***</w:t>
+            </w:r>
+          </w:p>
+        </w:tc>
+        <w:tc>
+          <w:tcPr>
+            <w:tcW w:w="1337" w:type="dxa"/>
+            <w:tcBorders>
+              <w:top w:val="nil" w:color="000000"/>
+              <w:left w:val="nil" w:color="000000"/>
+              <w:bottom w:val="nil" w:color="000000"/>
+              <w:right w:val="nil" w:color="000000"/>
+            </w:tcBorders>
+            <w:vAlign w:val="bottom"/>
+          </w:tcPr>
+          <w:p>
+            <w:pPr>
+              <w:spacing w:after="0"/>
+              <w:jc w:val="right"/>
+            </w:pPr>
+            <w:r>
+              <w:t xml:space="preserve">0.99448***</w:t>
+            </w:r>
+          </w:p>
+        </w:tc>
+        <w:tc>
+          <w:tcPr>
+            <w:tcW w:w="1337" w:type="dxa"/>
+            <w:tcBorders>
+              <w:top w:val="nil" w:color="000000"/>
+              <w:left w:val="nil" w:color="000000"/>
+              <w:bottom w:val="nil" w:color="000000"/>
+              <w:right w:val="nil" w:color="000000"/>
+            </w:tcBorders>
+            <w:vAlign w:val="bottom"/>
+          </w:tcPr>
+          <w:p>
+            <w:pPr>
+              <w:spacing w:after="0"/>
+              <w:jc w:val="right"/>
+            </w:pPr>
+            <w:r>
+              <w:t xml:space="preserve">0.99109***</w:t>
+            </w:r>
+          </w:p>
+        </w:tc>
+        <w:tc>
+          <w:tcPr>
+            <w:tcW w:w="1337" w:type="dxa"/>
+            <w:tcBorders>
+              <w:top w:val="nil" w:color="000000"/>
+              <w:left w:val="nil" w:color="000000"/>
+              <w:bottom w:val="nil" w:color="000000"/>
+              <w:right w:val="nil" w:color="000000"/>
+            </w:tcBorders>
+            <w:vAlign w:val="bottom"/>
+          </w:tcPr>
+          <w:p>
+            <w:pPr>
+              <w:spacing w:after="0"/>
+              <w:jc w:val="right"/>
+            </w:pPr>
+            <w:r>
+              <w:t xml:space="preserve">0.99125***</w:t>
+            </w:r>
+          </w:p>
+        </w:tc>
+        <w:tc>
+          <w:tcPr>
+            <w:tcW w:w="1337" w:type="dxa"/>
+            <w:tcBorders>
+              <w:top w:val="nil" w:color="000000"/>
+              <w:left w:val="nil" w:color="000000"/>
+              <w:bottom w:val="nil" w:color="000000"/>
+              <w:right w:val="nil" w:color="000000"/>
+            </w:tcBorders>
+            <w:vAlign w:val="bottom"/>
+          </w:tcPr>
+          <w:p>
+            <w:pPr>
+              <w:spacing w:after="0"/>
+              <w:jc w:val="right"/>
+            </w:pPr>
+            <w:r>
+              <w:t xml:space="preserve">0.99385***</w:t>
             </w:r>
           </w:p>
         </w:tc>
@@ -1239,112 +1383,112 @@
               <w:jc w:val="right"/>
             </w:pPr>
             <w:r>
-              <w:t xml:space="preserve">[0.99,    0.99]</w:t>
-            </w:r>
-          </w:p>
-        </w:tc>
-        <w:tc>
-          <w:tcPr>
-            <w:tcW w:w="1337" w:type="dxa"/>
-            <w:tcBorders>
-              <w:top w:val="nil" w:color="000000"/>
-              <w:left w:val="nil" w:color="000000"/>
-              <w:bottom w:val="nil" w:color="000000"/>
-              <w:right w:val="nil" w:color="000000"/>
-            </w:tcBorders>
-            <w:vAlign w:val="bottom"/>
-          </w:tcPr>
-          <w:p>
-            <w:pPr>
-              <w:spacing w:after="0"/>
-              <w:jc w:val="right"/>
-            </w:pPr>
-            <w:r>
-              <w:t xml:space="preserve">[0.99,    1.00]</w:t>
-            </w:r>
-          </w:p>
-        </w:tc>
-        <w:tc>
-          <w:tcPr>
-            <w:tcW w:w="1337" w:type="dxa"/>
-            <w:tcBorders>
-              <w:top w:val="nil" w:color="000000"/>
-              <w:left w:val="nil" w:color="000000"/>
-              <w:bottom w:val="nil" w:color="000000"/>
-              <w:right w:val="nil" w:color="000000"/>
-            </w:tcBorders>
-            <w:vAlign w:val="bottom"/>
-          </w:tcPr>
-          <w:p>
-            <w:pPr>
-              <w:spacing w:after="0"/>
-              <w:jc w:val="right"/>
-            </w:pPr>
-            <w:r>
-              <w:t xml:space="preserve">[0.99,    0.99]</w:t>
-            </w:r>
-          </w:p>
-        </w:tc>
-        <w:tc>
-          <w:tcPr>
-            <w:tcW w:w="1337" w:type="dxa"/>
-            <w:tcBorders>
-              <w:top w:val="nil" w:color="000000"/>
-              <w:left w:val="nil" w:color="000000"/>
-              <w:bottom w:val="nil" w:color="000000"/>
-              <w:right w:val="nil" w:color="000000"/>
-            </w:tcBorders>
-            <w:vAlign w:val="bottom"/>
-          </w:tcPr>
-          <w:p>
-            <w:pPr>
-              <w:spacing w:after="0"/>
-              <w:jc w:val="right"/>
-            </w:pPr>
-            <w:r>
-              <w:t xml:space="preserve">[0.99,    0.99]</w:t>
-            </w:r>
-          </w:p>
-        </w:tc>
-        <w:tc>
-          <w:tcPr>
-            <w:tcW w:w="1337" w:type="dxa"/>
-            <w:tcBorders>
-              <w:top w:val="nil" w:color="000000"/>
-              <w:left w:val="nil" w:color="000000"/>
-              <w:bottom w:val="nil" w:color="000000"/>
-              <w:right w:val="nil" w:color="000000"/>
-            </w:tcBorders>
-            <w:vAlign w:val="bottom"/>
-          </w:tcPr>
-          <w:p>
-            <w:pPr>
-              <w:spacing w:after="0"/>
-              <w:jc w:val="right"/>
-            </w:pPr>
-            <w:r>
-              <w:t xml:space="preserve">[0.99,    0.99]</w:t>
-            </w:r>
-          </w:p>
-        </w:tc>
-        <w:tc>
-          <w:tcPr>
-            <w:tcW w:w="1337" w:type="dxa"/>
-            <w:tcBorders>
-              <w:top w:val="nil" w:color="000000"/>
-              <w:left w:val="nil" w:color="000000"/>
-              <w:bottom w:val="nil" w:color="000000"/>
-              <w:right w:val="nil" w:color="000000"/>
-            </w:tcBorders>
-            <w:vAlign w:val="bottom"/>
-          </w:tcPr>
-          <w:p>
-            <w:pPr>
-              <w:spacing w:after="0"/>
-              <w:jc w:val="right"/>
-            </w:pPr>
-            <w:r>
-              <w:t xml:space="preserve">[0.99,    0.99]</w:t>
+              <w:t xml:space="preserve">[0.99047, 0.99246]</w:t>
+            </w:r>
+          </w:p>
+        </w:tc>
+        <w:tc>
+          <w:tcPr>
+            <w:tcW w:w="1337" w:type="dxa"/>
+            <w:tcBorders>
+              <w:top w:val="nil" w:color="000000"/>
+              <w:left w:val="nil" w:color="000000"/>
+              <w:bottom w:val="nil" w:color="000000"/>
+              <w:right w:val="nil" w:color="000000"/>
+            </w:tcBorders>
+            <w:vAlign w:val="bottom"/>
+          </w:tcPr>
+          <w:p>
+            <w:pPr>
+              <w:spacing w:after="0"/>
+              <w:jc w:val="right"/>
+            </w:pPr>
+            <w:r>
+              <w:t xml:space="preserve">[0.99012, 0.99247]</w:t>
+            </w:r>
+          </w:p>
+        </w:tc>
+        <w:tc>
+          <w:tcPr>
+            <w:tcW w:w="1337" w:type="dxa"/>
+            <w:tcBorders>
+              <w:top w:val="nil" w:color="000000"/>
+              <w:left w:val="nil" w:color="000000"/>
+              <w:bottom w:val="nil" w:color="000000"/>
+              <w:right w:val="nil" w:color="000000"/>
+            </w:tcBorders>
+            <w:vAlign w:val="bottom"/>
+          </w:tcPr>
+          <w:p>
+            <w:pPr>
+              <w:spacing w:after="0"/>
+              <w:jc w:val="right"/>
+            </w:pPr>
+            <w:r>
+              <w:t xml:space="preserve">[0.99348, 0.99547]</w:t>
+            </w:r>
+          </w:p>
+        </w:tc>
+        <w:tc>
+          <w:tcPr>
+            <w:tcW w:w="1337" w:type="dxa"/>
+            <w:tcBorders>
+              <w:top w:val="nil" w:color="000000"/>
+              <w:left w:val="nil" w:color="000000"/>
+              <w:bottom w:val="nil" w:color="000000"/>
+              <w:right w:val="nil" w:color="000000"/>
+            </w:tcBorders>
+            <w:vAlign w:val="bottom"/>
+          </w:tcPr>
+          <w:p>
+            <w:pPr>
+              <w:spacing w:after="0"/>
+              <w:jc w:val="right"/>
+            </w:pPr>
+            <w:r>
+              <w:t xml:space="preserve">[0.99010, 0.99208]</w:t>
+            </w:r>
+          </w:p>
+        </w:tc>
+        <w:tc>
+          <w:tcPr>
+            <w:tcW w:w="1337" w:type="dxa"/>
+            <w:tcBorders>
+              <w:top w:val="nil" w:color="000000"/>
+              <w:left w:val="nil" w:color="000000"/>
+              <w:bottom w:val="nil" w:color="000000"/>
+              <w:right w:val="nil" w:color="000000"/>
+            </w:tcBorders>
+            <w:vAlign w:val="bottom"/>
+          </w:tcPr>
+          <w:p>
+            <w:pPr>
+              <w:spacing w:after="0"/>
+              <w:jc w:val="right"/>
+            </w:pPr>
+            <w:r>
+              <w:t xml:space="preserve">[0.99008, 0.99243]</w:t>
+            </w:r>
+          </w:p>
+        </w:tc>
+        <w:tc>
+          <w:tcPr>
+            <w:tcW w:w="1337" w:type="dxa"/>
+            <w:tcBorders>
+              <w:top w:val="nil" w:color="000000"/>
+              <w:left w:val="nil" w:color="000000"/>
+              <w:bottom w:val="nil" w:color="000000"/>
+              <w:right w:val="nil" w:color="000000"/>
+            </w:tcBorders>
+            <w:vAlign w:val="bottom"/>
+          </w:tcPr>
+          <w:p>
+            <w:pPr>
+              <w:spacing w:after="0"/>
+              <w:jc w:val="right"/>
+            </w:pPr>
+            <w:r>
+              <w:t xml:space="preserve">[0.99285, 0.99485]</w:t>
             </w:r>
           </w:p>
         </w:tc>
@@ -1502,6 +1646,27 @@
               <w:jc w:val="right"/>
             </w:pPr>
             <w:r>
+              <w:t xml:space="preserve">1.30***</w:t>
+            </w:r>
+          </w:p>
+        </w:tc>
+        <w:tc>
+          <w:tcPr>
+            <w:tcW w:w="1337" w:type="dxa"/>
+            <w:tcBorders>
+              <w:top w:val="nil" w:color="000000"/>
+              <w:left w:val="nil" w:color="000000"/>
+              <w:bottom w:val="nil" w:color="000000"/>
+              <w:right w:val="nil" w:color="000000"/>
+            </w:tcBorders>
+            <w:vAlign w:val="bottom"/>
+          </w:tcPr>
+          <w:p>
+            <w:pPr>
+              <w:spacing w:after="0"/>
+              <w:jc w:val="right"/>
+            </w:pPr>
+            <w:r>
               <w:t xml:space="preserve">1.25***</w:t>
             </w:r>
           </w:p>
@@ -1544,7 +1709,7 @@
               <w:jc w:val="right"/>
             </w:pPr>
             <w:r>
-              <w:t xml:space="preserve">1.30***</w:t>
+              <w:t xml:space="preserve">1.26***</w:t>
             </w:r>
           </w:p>
         </w:tc>
@@ -1587,27 +1752,6 @@
             </w:pPr>
             <w:r>
               <w:t xml:space="preserve">1.15***</w:t>
-            </w:r>
-          </w:p>
-        </w:tc>
-        <w:tc>
-          <w:tcPr>
-            <w:tcW w:w="1337" w:type="dxa"/>
-            <w:tcBorders>
-              <w:top w:val="nil" w:color="000000"/>
-              <w:left w:val="nil" w:color="000000"/>
-              <w:bottom w:val="nil" w:color="000000"/>
-              <w:right w:val="nil" w:color="000000"/>
-            </w:tcBorders>
-            <w:vAlign w:val="bottom"/>
-          </w:tcPr>
-          <w:p>
-            <w:pPr>
-              <w:spacing w:after="0"/>
-              <w:jc w:val="right"/>
-            </w:pPr>
-            <w:r>
-              <w:t xml:space="preserve">1.26***</w:t>
             </w:r>
           </w:p>
         </w:tc>
@@ -1646,6 +1790,27 @@
               <w:jc w:val="right"/>
             </w:pPr>
             <w:r>
+              <w:t xml:space="preserve">[1.24,    1.35]</w:t>
+            </w:r>
+          </w:p>
+        </w:tc>
+        <w:tc>
+          <w:tcPr>
+            <w:tcW w:w="1337" w:type="dxa"/>
+            <w:tcBorders>
+              <w:top w:val="nil" w:color="000000"/>
+              <w:left w:val="nil" w:color="000000"/>
+              <w:bottom w:val="nil" w:color="000000"/>
+              <w:right w:val="nil" w:color="000000"/>
+            </w:tcBorders>
+            <w:vAlign w:val="bottom"/>
+          </w:tcPr>
+          <w:p>
+            <w:pPr>
+              <w:spacing w:after="0"/>
+              <w:jc w:val="right"/>
+            </w:pPr>
+            <w:r>
               <w:t xml:space="preserve">[1.21,    1.30]</w:t>
             </w:r>
           </w:p>
@@ -1688,7 +1853,7 @@
               <w:jc w:val="right"/>
             </w:pPr>
             <w:r>
-              <w:t xml:space="preserve">[1.24,    1.35]</w:t>
+              <w:t xml:space="preserve">[1.21,    1.31]</w:t>
             </w:r>
           </w:p>
         </w:tc>
@@ -1731,27 +1896,6 @@
             </w:pPr>
             <w:r>
               <w:t xml:space="preserve">[1.11,    1.19]</w:t>
-            </w:r>
-          </w:p>
-        </w:tc>
-        <w:tc>
-          <w:tcPr>
-            <w:tcW w:w="1337" w:type="dxa"/>
-            <w:tcBorders>
-              <w:top w:val="nil" w:color="000000"/>
-              <w:left w:val="nil" w:color="000000"/>
-              <w:bottom w:val="nil" w:color="000000"/>
-              <w:right w:val="nil" w:color="000000"/>
-            </w:tcBorders>
-            <w:vAlign w:val="bottom"/>
-          </w:tcPr>
-          <w:p>
-            <w:pPr>
-              <w:spacing w:after="0"/>
-              <w:jc w:val="right"/>
-            </w:pPr>
-            <w:r>
-              <w:t xml:space="preserve">[1.21,    1.31]</w:t>
             </w:r>
           </w:p>
         </w:tc>
@@ -1972,28 +2116,28 @@
               <w:jc w:val="right"/>
             </w:pPr>
             <w:r>
+              <w:t xml:space="preserve">0.69***</w:t>
+            </w:r>
+          </w:p>
+        </w:tc>
+        <w:tc>
+          <w:tcPr>
+            <w:tcW w:w="1337" w:type="dxa"/>
+            <w:tcBorders>
+              <w:top w:val="nil" w:color="000000"/>
+              <w:left w:val="nil" w:color="000000"/>
+              <w:bottom w:val="nil" w:color="000000"/>
+              <w:right w:val="nil" w:color="000000"/>
+            </w:tcBorders>
+            <w:vAlign w:val="bottom"/>
+          </w:tcPr>
+          <w:p>
+            <w:pPr>
+              <w:spacing w:after="0"/>
+              <w:jc w:val="right"/>
+            </w:pPr>
+            <w:r>
               <w:t xml:space="preserve">0.68***</w:t>
-            </w:r>
-          </w:p>
-        </w:tc>
-        <w:tc>
-          <w:tcPr>
-            <w:tcW w:w="1337" w:type="dxa"/>
-            <w:tcBorders>
-              <w:top w:val="nil" w:color="000000"/>
-              <w:left w:val="nil" w:color="000000"/>
-              <w:bottom w:val="nil" w:color="000000"/>
-              <w:right w:val="nil" w:color="000000"/>
-            </w:tcBorders>
-            <w:vAlign w:val="bottom"/>
-          </w:tcPr>
-          <w:p>
-            <w:pPr>
-              <w:spacing w:after="0"/>
-              <w:jc w:val="right"/>
-            </w:pPr>
-            <w:r>
-              <w:t xml:space="preserve">0.69***</w:t>
             </w:r>
           </w:p>
         </w:tc>
@@ -2053,6 +2197,27 @@
               <w:jc w:val="right"/>
             </w:pPr>
             <w:r>
+              <w:t xml:space="preserve">[0.66,    0.69]</w:t>
+            </w:r>
+          </w:p>
+        </w:tc>
+        <w:tc>
+          <w:tcPr>
+            <w:tcW w:w="1337" w:type="dxa"/>
+            <w:tcBorders>
+              <w:top w:val="nil" w:color="000000"/>
+              <w:left w:val="nil" w:color="000000"/>
+              <w:bottom w:val="nil" w:color="000000"/>
+              <w:right w:val="nil" w:color="000000"/>
+            </w:tcBorders>
+            <w:vAlign w:val="bottom"/>
+          </w:tcPr>
+          <w:p>
+            <w:pPr>
+              <w:spacing w:after="0"/>
+              <w:jc w:val="right"/>
+            </w:pPr>
+            <w:r>
               <w:t xml:space="preserve">[0.66,    0.68]</w:t>
             </w:r>
           </w:p>
@@ -2095,7 +2260,7 @@
               <w:jc w:val="right"/>
             </w:pPr>
             <w:r>
-              <w:t xml:space="preserve">[0.66,    0.69]</w:t>
+              <w:t xml:space="preserve">[0.68,    0.70]</w:t>
             </w:r>
           </w:p>
         </w:tc>
@@ -2117,27 +2282,6 @@
             </w:pPr>
             <w:r>
               <w:t xml:space="preserve">[0.68,    0.69]</w:t>
-            </w:r>
-          </w:p>
-        </w:tc>
-        <w:tc>
-          <w:tcPr>
-            <w:tcW w:w="1337" w:type="dxa"/>
-            <w:tcBorders>
-              <w:top w:val="nil" w:color="000000"/>
-              <w:left w:val="nil" w:color="000000"/>
-              <w:bottom w:val="nil" w:color="000000"/>
-              <w:right w:val="nil" w:color="000000"/>
-            </w:tcBorders>
-            <w:vAlign w:val="bottom"/>
-          </w:tcPr>
-          <w:p>
-            <w:pPr>
-              <w:spacing w:after="0"/>
-              <w:jc w:val="right"/>
-            </w:pPr>
-            <w:r>
-              <w:t xml:space="preserve">[0.68,    0.70]</w:t>
             </w:r>
           </w:p>
         </w:tc>
@@ -2316,6 +2460,27 @@
               <w:jc w:val="right"/>
             </w:pPr>
             <w:r>
+              <w:t xml:space="preserve">1.71***</w:t>
+            </w:r>
+          </w:p>
+        </w:tc>
+        <w:tc>
+          <w:tcPr>
+            <w:tcW w:w="1337" w:type="dxa"/>
+            <w:tcBorders>
+              <w:top w:val="nil" w:color="000000"/>
+              <w:left w:val="nil" w:color="000000"/>
+              <w:bottom w:val="nil" w:color="000000"/>
+              <w:right w:val="nil" w:color="000000"/>
+            </w:tcBorders>
+            <w:vAlign w:val="bottom"/>
+          </w:tcPr>
+          <w:p>
+            <w:pPr>
+              <w:spacing w:after="0"/>
+              <w:jc w:val="right"/>
+            </w:pPr>
+            <w:r>
               <w:t xml:space="preserve">1.85***</w:t>
             </w:r>
           </w:p>
@@ -2358,7 +2523,7 @@
               <w:jc w:val="right"/>
             </w:pPr>
             <w:r>
-              <w:t xml:space="preserve">1.71***</w:t>
+              <w:t xml:space="preserve">1.76***</w:t>
             </w:r>
           </w:p>
         </w:tc>
@@ -2401,27 +2566,6 @@
             </w:pPr>
             <w:r>
               <w:t xml:space="preserve">1.89***</w:t>
-            </w:r>
-          </w:p>
-        </w:tc>
-        <w:tc>
-          <w:tcPr>
-            <w:tcW w:w="1337" w:type="dxa"/>
-            <w:tcBorders>
-              <w:top w:val="nil" w:color="000000"/>
-              <w:left w:val="nil" w:color="000000"/>
-              <w:bottom w:val="nil" w:color="000000"/>
-              <w:right w:val="nil" w:color="000000"/>
-            </w:tcBorders>
-            <w:vAlign w:val="bottom"/>
-          </w:tcPr>
-          <w:p>
-            <w:pPr>
-              <w:spacing w:after="0"/>
-              <w:jc w:val="right"/>
-            </w:pPr>
-            <w:r>
-              <w:t xml:space="preserve">1.76***</w:t>
             </w:r>
           </w:p>
         </w:tc>
@@ -2460,6 +2604,27 @@
               <w:jc w:val="right"/>
             </w:pPr>
             <w:r>
+              <w:t xml:space="preserve">[1.64,    1.78]</w:t>
+            </w:r>
+          </w:p>
+        </w:tc>
+        <w:tc>
+          <w:tcPr>
+            <w:tcW w:w="1337" w:type="dxa"/>
+            <w:tcBorders>
+              <w:top w:val="nil" w:color="000000"/>
+              <w:left w:val="nil" w:color="000000"/>
+              <w:bottom w:val="nil" w:color="000000"/>
+              <w:right w:val="nil" w:color="000000"/>
+            </w:tcBorders>
+            <w:vAlign w:val="bottom"/>
+          </w:tcPr>
+          <w:p>
+            <w:pPr>
+              <w:spacing w:after="0"/>
+              <w:jc w:val="right"/>
+            </w:pPr>
+            <w:r>
               <w:t xml:space="preserve">[1.79,    1.92]</w:t>
             </w:r>
           </w:p>
@@ -2502,7 +2667,7 @@
               <w:jc w:val="right"/>
             </w:pPr>
             <w:r>
-              <w:t xml:space="preserve">[1.64,    1.78]</w:t>
+              <w:t xml:space="preserve">[1.69,    1.83]</w:t>
             </w:r>
           </w:p>
         </w:tc>
@@ -2545,27 +2710,6 @@
             </w:pPr>
             <w:r>
               <w:t xml:space="preserve">[1.83,    1.96]</w:t>
-            </w:r>
-          </w:p>
-        </w:tc>
-        <w:tc>
-          <w:tcPr>
-            <w:tcW w:w="1337" w:type="dxa"/>
-            <w:tcBorders>
-              <w:top w:val="nil" w:color="000000"/>
-              <w:left w:val="nil" w:color="000000"/>
-              <w:bottom w:val="nil" w:color="000000"/>
-              <w:right w:val="nil" w:color="000000"/>
-            </w:tcBorders>
-            <w:vAlign w:val="bottom"/>
-          </w:tcPr>
-          <w:p>
-            <w:pPr>
-              <w:spacing w:after="0"/>
-              <w:jc w:val="right"/>
-            </w:pPr>
-            <w:r>
-              <w:t xml:space="preserve">[1.69,    1.83]</w:t>
             </w:r>
           </w:p>
         </w:tc>
@@ -2723,6 +2867,27 @@
               <w:jc w:val="right"/>
             </w:pPr>
             <w:r>
+              <w:t xml:space="preserve">1.43***</w:t>
+            </w:r>
+          </w:p>
+        </w:tc>
+        <w:tc>
+          <w:tcPr>
+            <w:tcW w:w="1337" w:type="dxa"/>
+            <w:tcBorders>
+              <w:top w:val="nil" w:color="000000"/>
+              <w:left w:val="nil" w:color="000000"/>
+              <w:bottom w:val="nil" w:color="000000"/>
+              <w:right w:val="nil" w:color="000000"/>
+            </w:tcBorders>
+            <w:vAlign w:val="bottom"/>
+          </w:tcPr>
+          <w:p>
+            <w:pPr>
+              <w:spacing w:after="0"/>
+              <w:jc w:val="right"/>
+            </w:pPr>
+            <w:r>
               <w:t xml:space="preserve">1.61***</w:t>
             </w:r>
           </w:p>
@@ -2765,7 +2930,7 @@
               <w:jc w:val="right"/>
             </w:pPr>
             <w:r>
-              <w:t xml:space="preserve">1.43***</w:t>
+              <w:t xml:space="preserve">1.34***</w:t>
             </w:r>
           </w:p>
         </w:tc>
@@ -2808,27 +2973,6 @@
             </w:pPr>
             <w:r>
               <w:t xml:space="preserve">1.55***</w:t>
-            </w:r>
-          </w:p>
-        </w:tc>
-        <w:tc>
-          <w:tcPr>
-            <w:tcW w:w="1337" w:type="dxa"/>
-            <w:tcBorders>
-              <w:top w:val="nil" w:color="000000"/>
-              <w:left w:val="nil" w:color="000000"/>
-              <w:bottom w:val="nil" w:color="000000"/>
-              <w:right w:val="nil" w:color="000000"/>
-            </w:tcBorders>
-            <w:vAlign w:val="bottom"/>
-          </w:tcPr>
-          <w:p>
-            <w:pPr>
-              <w:spacing w:after="0"/>
-              <w:jc w:val="right"/>
-            </w:pPr>
-            <w:r>
-              <w:t xml:space="preserve">1.34***</w:t>
             </w:r>
           </w:p>
         </w:tc>
@@ -2867,6 +3011,27 @@
               <w:jc w:val="right"/>
             </w:pPr>
             <w:r>
+              <w:t xml:space="preserve">[1.24,    1.64]</w:t>
+            </w:r>
+          </w:p>
+        </w:tc>
+        <w:tc>
+          <w:tcPr>
+            <w:tcW w:w="1337" w:type="dxa"/>
+            <w:tcBorders>
+              <w:top w:val="nil" w:color="000000"/>
+              <w:left w:val="nil" w:color="000000"/>
+              <w:bottom w:val="nil" w:color="000000"/>
+              <w:right w:val="nil" w:color="000000"/>
+            </w:tcBorders>
+            <w:vAlign w:val="bottom"/>
+          </w:tcPr>
+          <w:p>
+            <w:pPr>
+              <w:spacing w:after="0"/>
+              <w:jc w:val="right"/>
+            </w:pPr>
+            <w:r>
               <w:t xml:space="preserve">[1.43,    1.81]</w:t>
             </w:r>
           </w:p>
@@ -2909,7 +3074,7 @@
               <w:jc w:val="right"/>
             </w:pPr>
             <w:r>
-              <w:t xml:space="preserve">[1.24,    1.64]</w:t>
+              <w:t xml:space="preserve">[1.16,    1.55]</w:t>
             </w:r>
           </w:p>
         </w:tc>
@@ -2952,27 +3117,6 @@
             </w:pPr>
             <w:r>
               <w:t xml:space="preserve">[1.37,    1.74]</w:t>
-            </w:r>
-          </w:p>
-        </w:tc>
-        <w:tc>
-          <w:tcPr>
-            <w:tcW w:w="1337" w:type="dxa"/>
-            <w:tcBorders>
-              <w:top w:val="nil" w:color="000000"/>
-              <w:left w:val="nil" w:color="000000"/>
-              <w:bottom w:val="nil" w:color="000000"/>
-              <w:right w:val="nil" w:color="000000"/>
-            </w:tcBorders>
-            <w:vAlign w:val="bottom"/>
-          </w:tcPr>
-          <w:p>
-            <w:pPr>
-              <w:spacing w:after="0"/>
-              <w:jc w:val="right"/>
-            </w:pPr>
-            <w:r>
-              <w:t xml:space="preserve">[1.16,    1.55]</w:t>
             </w:r>
           </w:p>
         </w:tc>
@@ -3130,6 +3274,27 @@
               <w:jc w:val="right"/>
             </w:pPr>
             <w:r>
+              <w:t xml:space="preserve">0.52***</w:t>
+            </w:r>
+          </w:p>
+        </w:tc>
+        <w:tc>
+          <w:tcPr>
+            <w:tcW w:w="1337" w:type="dxa"/>
+            <w:tcBorders>
+              <w:top w:val="nil" w:color="000000"/>
+              <w:left w:val="nil" w:color="000000"/>
+              <w:bottom w:val="nil" w:color="000000"/>
+              <w:right w:val="nil" w:color="000000"/>
+            </w:tcBorders>
+            <w:vAlign w:val="bottom"/>
+          </w:tcPr>
+          <w:p>
+            <w:pPr>
+              <w:spacing w:after="0"/>
+              <w:jc w:val="right"/>
+            </w:pPr>
+            <w:r>
               <w:t xml:space="preserve">0.58***</w:t>
             </w:r>
           </w:p>
@@ -3172,7 +3337,7 @@
               <w:jc w:val="right"/>
             </w:pPr>
             <w:r>
-              <w:t xml:space="preserve">0.52***</w:t>
+              <w:t xml:space="preserve">0.57***</w:t>
             </w:r>
           </w:p>
         </w:tc>
@@ -3215,27 +3380,6 @@
             </w:pPr>
             <w:r>
               <w:t xml:space="preserve">0.65***</w:t>
-            </w:r>
-          </w:p>
-        </w:tc>
-        <w:tc>
-          <w:tcPr>
-            <w:tcW w:w="1337" w:type="dxa"/>
-            <w:tcBorders>
-              <w:top w:val="nil" w:color="000000"/>
-              <w:left w:val="nil" w:color="000000"/>
-              <w:bottom w:val="nil" w:color="000000"/>
-              <w:right w:val="nil" w:color="000000"/>
-            </w:tcBorders>
-            <w:vAlign w:val="bottom"/>
-          </w:tcPr>
-          <w:p>
-            <w:pPr>
-              <w:spacing w:after="0"/>
-              <w:jc w:val="right"/>
-            </w:pPr>
-            <w:r>
-              <w:t xml:space="preserve">0.57***</w:t>
             </w:r>
           </w:p>
         </w:tc>
@@ -3274,6 +3418,27 @@
               <w:jc w:val="right"/>
             </w:pPr>
             <w:r>
+              <w:t xml:space="preserve">[0.42,    0.64]</w:t>
+            </w:r>
+          </w:p>
+        </w:tc>
+        <w:tc>
+          <w:tcPr>
+            <w:tcW w:w="1337" w:type="dxa"/>
+            <w:tcBorders>
+              <w:top w:val="nil" w:color="000000"/>
+              <w:left w:val="nil" w:color="000000"/>
+              <w:bottom w:val="nil" w:color="000000"/>
+              <w:right w:val="nil" w:color="000000"/>
+            </w:tcBorders>
+            <w:vAlign w:val="bottom"/>
+          </w:tcPr>
+          <w:p>
+            <w:pPr>
+              <w:spacing w:after="0"/>
+              <w:jc w:val="right"/>
+            </w:pPr>
+            <w:r>
               <w:t xml:space="preserve">[0.49,    0.69]</w:t>
             </w:r>
           </w:p>
@@ -3316,7 +3481,7 @@
               <w:jc w:val="right"/>
             </w:pPr>
             <w:r>
-              <w:t xml:space="preserve">[0.42,    0.64]</w:t>
+              <w:t xml:space="preserve">[0.47,    0.70]</w:t>
             </w:r>
           </w:p>
         </w:tc>
@@ -3359,27 +3524,6 @@
             </w:pPr>
             <w:r>
               <w:t xml:space="preserve">[0.55,    0.77]</w:t>
-            </w:r>
-          </w:p>
-        </w:tc>
-        <w:tc>
-          <w:tcPr>
-            <w:tcW w:w="1337" w:type="dxa"/>
-            <w:tcBorders>
-              <w:top w:val="nil" w:color="000000"/>
-              <w:left w:val="nil" w:color="000000"/>
-              <w:bottom w:val="nil" w:color="000000"/>
-              <w:right w:val="nil" w:color="000000"/>
-            </w:tcBorders>
-            <w:vAlign w:val="bottom"/>
-          </w:tcPr>
-          <w:p>
-            <w:pPr>
-              <w:spacing w:after="0"/>
-              <w:jc w:val="right"/>
-            </w:pPr>
-            <w:r>
-              <w:t xml:space="preserve">[0.47,    0.70]</w:t>
             </w:r>
           </w:p>
         </w:tc>
@@ -3537,6 +3681,27 @@
               <w:jc w:val="right"/>
             </w:pPr>
             <w:r>
+              <w:t xml:space="preserve">3.36***</w:t>
+            </w:r>
+          </w:p>
+        </w:tc>
+        <w:tc>
+          <w:tcPr>
+            <w:tcW w:w="1337" w:type="dxa"/>
+            <w:tcBorders>
+              <w:top w:val="nil" w:color="000000"/>
+              <w:left w:val="nil" w:color="000000"/>
+              <w:bottom w:val="nil" w:color="000000"/>
+              <w:right w:val="nil" w:color="000000"/>
+            </w:tcBorders>
+            <w:vAlign w:val="bottom"/>
+          </w:tcPr>
+          <w:p>
+            <w:pPr>
+              <w:spacing w:after="0"/>
+              <w:jc w:val="right"/>
+            </w:pPr>
+            <w:r>
               <w:t xml:space="preserve">3.93***</w:t>
             </w:r>
           </w:p>
@@ -3579,7 +3744,7 @@
               <w:jc w:val="right"/>
             </w:pPr>
             <w:r>
-              <w:t xml:space="preserve">3.36***</w:t>
+              <w:t xml:space="preserve">2.65***</w:t>
             </w:r>
           </w:p>
         </w:tc>
@@ -3622,27 +3787,6 @@
             </w:pPr>
             <w:r>
               <w:t xml:space="preserve">3.09***</w:t>
-            </w:r>
-          </w:p>
-        </w:tc>
-        <w:tc>
-          <w:tcPr>
-            <w:tcW w:w="1337" w:type="dxa"/>
-            <w:tcBorders>
-              <w:top w:val="nil" w:color="000000"/>
-              <w:left w:val="nil" w:color="000000"/>
-              <w:bottom w:val="nil" w:color="000000"/>
-              <w:right w:val="nil" w:color="000000"/>
-            </w:tcBorders>
-            <w:vAlign w:val="bottom"/>
-          </w:tcPr>
-          <w:p>
-            <w:pPr>
-              <w:spacing w:after="0"/>
-              <w:jc w:val="right"/>
-            </w:pPr>
-            <w:r>
-              <w:t xml:space="preserve">2.65***</w:t>
             </w:r>
           </w:p>
         </w:tc>
@@ -3681,6 +3825,27 @@
               <w:jc w:val="right"/>
             </w:pPr>
             <w:r>
+              <w:t xml:space="preserve">[3.02,    3.74]</w:t>
+            </w:r>
+          </w:p>
+        </w:tc>
+        <w:tc>
+          <w:tcPr>
+            <w:tcW w:w="1337" w:type="dxa"/>
+            <w:tcBorders>
+              <w:top w:val="nil" w:color="000000"/>
+              <w:left w:val="nil" w:color="000000"/>
+              <w:bottom w:val="nil" w:color="000000"/>
+              <w:right w:val="nil" w:color="000000"/>
+            </w:tcBorders>
+            <w:vAlign w:val="bottom"/>
+          </w:tcPr>
+          <w:p>
+            <w:pPr>
+              <w:spacing w:after="0"/>
+              <w:jc w:val="right"/>
+            </w:pPr>
+            <w:r>
               <w:t xml:space="preserve">[3.60,    4.28]</w:t>
             </w:r>
           </w:p>
@@ -3723,7 +3888,7 @@
               <w:jc w:val="right"/>
             </w:pPr>
             <w:r>
-              <w:t xml:space="preserve">[3.02,    3.74]</w:t>
+              <w:t xml:space="preserve">[2.42,    2.92]</w:t>
             </w:r>
           </w:p>
         </w:tc>
@@ -3766,27 +3931,6 @@
             </w:pPr>
             <w:r>
               <w:t xml:space="preserve">[2.86,    3.33]</w:t>
-            </w:r>
-          </w:p>
-        </w:tc>
-        <w:tc>
-          <w:tcPr>
-            <w:tcW w:w="1337" w:type="dxa"/>
-            <w:tcBorders>
-              <w:top w:val="nil" w:color="000000"/>
-              <w:left w:val="nil" w:color="000000"/>
-              <w:bottom w:val="nil" w:color="000000"/>
-              <w:right w:val="nil" w:color="000000"/>
-            </w:tcBorders>
-            <w:vAlign w:val="bottom"/>
-          </w:tcPr>
-          <w:p>
-            <w:pPr>
-              <w:spacing w:after="0"/>
-              <w:jc w:val="right"/>
-            </w:pPr>
-            <w:r>
-              <w:t xml:space="preserve">[2.42,    2.92]</w:t>
             </w:r>
           </w:p>
         </w:tc>
@@ -3944,6 +4088,27 @@
               <w:jc w:val="right"/>
             </w:pPr>
             <w:r>
+              <w:t xml:space="preserve">3.25***</w:t>
+            </w:r>
+          </w:p>
+        </w:tc>
+        <w:tc>
+          <w:tcPr>
+            <w:tcW w:w="1337" w:type="dxa"/>
+            <w:tcBorders>
+              <w:top w:val="nil" w:color="000000"/>
+              <w:left w:val="nil" w:color="000000"/>
+              <w:bottom w:val="nil" w:color="000000"/>
+              <w:right w:val="nil" w:color="000000"/>
+            </w:tcBorders>
+            <w:vAlign w:val="bottom"/>
+          </w:tcPr>
+          <w:p>
+            <w:pPr>
+              <w:spacing w:after="0"/>
+              <w:jc w:val="right"/>
+            </w:pPr>
+            <w:r>
               <w:t xml:space="preserve">3.90***</w:t>
             </w:r>
           </w:p>
@@ -3986,7 +4151,7 @@
               <w:jc w:val="right"/>
             </w:pPr>
             <w:r>
-              <w:t xml:space="preserve">3.25***</w:t>
+              <w:t xml:space="preserve">3.13***</w:t>
             </w:r>
           </w:p>
         </w:tc>
@@ -4029,27 +4194,6 @@
             </w:pPr>
             <w:r>
               <w:t xml:space="preserve">3.81***</w:t>
-            </w:r>
-          </w:p>
-        </w:tc>
-        <w:tc>
-          <w:tcPr>
-            <w:tcW w:w="1337" w:type="dxa"/>
-            <w:tcBorders>
-              <w:top w:val="nil" w:color="000000"/>
-              <w:left w:val="nil" w:color="000000"/>
-              <w:bottom w:val="nil" w:color="000000"/>
-              <w:right w:val="nil" w:color="000000"/>
-            </w:tcBorders>
-            <w:vAlign w:val="bottom"/>
-          </w:tcPr>
-          <w:p>
-            <w:pPr>
-              <w:spacing w:after="0"/>
-              <w:jc w:val="right"/>
-            </w:pPr>
-            <w:r>
-              <w:t xml:space="preserve">3.13***</w:t>
             </w:r>
           </w:p>
         </w:tc>
@@ -4088,6 +4232,27 @@
               <w:jc w:val="right"/>
             </w:pPr>
             <w:r>
+              <w:t xml:space="preserve">[2.69,    3.93]</w:t>
+            </w:r>
+          </w:p>
+        </w:tc>
+        <w:tc>
+          <w:tcPr>
+            <w:tcW w:w="1337" w:type="dxa"/>
+            <w:tcBorders>
+              <w:top w:val="nil" w:color="000000"/>
+              <w:left w:val="nil" w:color="000000"/>
+              <w:bottom w:val="nil" w:color="000000"/>
+              <w:right w:val="nil" w:color="000000"/>
+            </w:tcBorders>
+            <w:vAlign w:val="bottom"/>
+          </w:tcPr>
+          <w:p>
+            <w:pPr>
+              <w:spacing w:after="0"/>
+              <w:jc w:val="right"/>
+            </w:pPr>
+            <w:r>
               <w:t xml:space="preserve">[3.36,    4.51]</w:t>
             </w:r>
           </w:p>
@@ -4130,7 +4295,7 @@
               <w:jc w:val="right"/>
             </w:pPr>
             <w:r>
-              <w:t xml:space="preserve">[2.69,    3.93]</w:t>
+              <w:t xml:space="preserve">[2.59,    3.78]</w:t>
             </w:r>
           </w:p>
         </w:tc>
@@ -4173,27 +4338,6 @@
             </w:pPr>
             <w:r>
               <w:t xml:space="preserve">[3.29,    4.40]</w:t>
-            </w:r>
-          </w:p>
-        </w:tc>
-        <w:tc>
-          <w:tcPr>
-            <w:tcW w:w="1337" w:type="dxa"/>
-            <w:tcBorders>
-              <w:top w:val="nil" w:color="000000"/>
-              <w:left w:val="nil" w:color="000000"/>
-              <w:bottom w:val="nil" w:color="000000"/>
-              <w:right w:val="nil" w:color="000000"/>
-            </w:tcBorders>
-            <w:vAlign w:val="bottom"/>
-          </w:tcPr>
-          <w:p>
-            <w:pPr>
-              <w:spacing w:after="0"/>
-              <w:jc w:val="right"/>
-            </w:pPr>
-            <w:r>
-              <w:t xml:space="preserve">[2.59,    3.78]</w:t>
             </w:r>
           </w:p>
         </w:tc>
@@ -4351,6 +4495,27 @@
               <w:jc w:val="right"/>
             </w:pPr>
             <w:r>
+              <w:t xml:space="preserve">4,147,820</w:t>
+            </w:r>
+          </w:p>
+        </w:tc>
+        <w:tc>
+          <w:tcPr>
+            <w:tcW w:w="1337" w:type="dxa"/>
+            <w:tcBorders>
+              <w:top w:val="nil" w:color="000000"/>
+              <w:left w:val="nil" w:color="000000"/>
+              <w:bottom w:val="nil" w:color="000000"/>
+              <w:right w:val="nil" w:color="000000"/>
+            </w:tcBorders>
+            <w:vAlign w:val="bottom"/>
+          </w:tcPr>
+          <w:p>
+            <w:pPr>
+              <w:spacing w:after="0"/>
+              <w:jc w:val="right"/>
+            </w:pPr>
+            <w:r>
               <w:t xml:space="preserve">6,190,724</w:t>
             </w:r>
           </w:p>
@@ -4393,7 +4558,7 @@
               <w:jc w:val="right"/>
             </w:pPr>
             <w:r>
-              <w:t xml:space="preserve">4,147,820</w:t>
+              <w:t xml:space="preserve">3,992,075</w:t>
             </w:r>
           </w:p>
         </w:tc>
@@ -4436,27 +4601,6 @@
             </w:pPr>
             <w:r>
               <w:t xml:space="preserve">6,030,436</w:t>
-            </w:r>
-          </w:p>
-        </w:tc>
-        <w:tc>
-          <w:tcPr>
-            <w:tcW w:w="1337" w:type="dxa"/>
-            <w:tcBorders>
-              <w:top w:val="nil" w:color="000000"/>
-              <w:left w:val="nil" w:color="000000"/>
-              <w:bottom w:val="nil" w:color="000000"/>
-              <w:right w:val="nil" w:color="000000"/>
-            </w:tcBorders>
-            <w:vAlign w:val="bottom"/>
-          </w:tcPr>
-          <w:p>
-            <w:pPr>
-              <w:spacing w:after="0"/>
-              <w:jc w:val="right"/>
-            </w:pPr>
-            <w:r>
-              <w:t xml:space="preserve">3,992,075</w:t>
             </w:r>
           </w:p>
         </w:tc>
@@ -4614,6 +4758,27 @@
               <w:jc w:val="right"/>
             </w:pPr>
             <w:r>
+              <w:t xml:space="preserve">161,646</w:t>
+            </w:r>
+          </w:p>
+        </w:tc>
+        <w:tc>
+          <w:tcPr>
+            <w:tcW w:w="1337" w:type="dxa"/>
+            <w:tcBorders>
+              <w:top w:val="nil" w:color="000000"/>
+              <w:left w:val="nil" w:color="000000"/>
+              <w:bottom w:val="nil" w:color="000000"/>
+              <w:right w:val="nil" w:color="000000"/>
+            </w:tcBorders>
+            <w:vAlign w:val="bottom"/>
+          </w:tcPr>
+          <w:p>
+            <w:pPr>
+              <w:spacing w:after="0"/>
+              <w:jc w:val="right"/>
+            </w:pPr>
+            <w:r>
               <w:t xml:space="preserve">240,905</w:t>
             </w:r>
           </w:p>
@@ -4656,7 +4821,7 @@
               <w:jc w:val="right"/>
             </w:pPr>
             <w:r>
-              <w:t xml:space="preserve">161,646</w:t>
+              <w:t xml:space="preserve">160,402</w:t>
             </w:r>
           </w:p>
         </w:tc>
@@ -4699,27 +4864,6 @@
             </w:pPr>
             <w:r>
               <w:t xml:space="preserve">240,117</w:t>
-            </w:r>
-          </w:p>
-        </w:tc>
-        <w:tc>
-          <w:tcPr>
-            <w:tcW w:w="1337" w:type="dxa"/>
-            <w:tcBorders>
-              <w:top w:val="nil" w:color="000000"/>
-              <w:left w:val="nil" w:color="000000"/>
-              <w:bottom w:val="nil" w:color="000000"/>
-              <w:right w:val="nil" w:color="000000"/>
-            </w:tcBorders>
-            <w:vAlign w:val="bottom"/>
-          </w:tcPr>
-          <w:p>
-            <w:pPr>
-              <w:spacing w:after="0"/>
-              <w:jc w:val="right"/>
-            </w:pPr>
-            <w:r>
-              <w:t xml:space="preserve">160,402</w:t>
             </w:r>
           </w:p>
         </w:tc>
@@ -4877,6 +5021,27 @@
               <w:jc w:val="right"/>
             </w:pPr>
             <w:r>
+              <w:t xml:space="preserve">-360871.9</w:t>
+            </w:r>
+          </w:p>
+        </w:tc>
+        <w:tc>
+          <w:tcPr>
+            <w:tcW w:w="1337" w:type="dxa"/>
+            <w:tcBorders>
+              <w:top w:val="nil" w:color="000000"/>
+              <w:left w:val="nil" w:color="000000"/>
+              <w:bottom w:val="single" w:color="000000"/>
+              <w:right w:val="nil" w:color="000000"/>
+            </w:tcBorders>
+            <w:vAlign w:val="bottom"/>
+          </w:tcPr>
+          <w:p>
+            <w:pPr>
+              <w:spacing w:after="0"/>
+              <w:jc w:val="right"/>
+            </w:pPr>
+            <w:r>
               <w:t xml:space="preserve">-412860.0</w:t>
             </w:r>
           </w:p>
@@ -4919,7 +5084,7 @@
               <w:jc w:val="right"/>
             </w:pPr>
             <w:r>
-              <w:t xml:space="preserve">-360871.9</w:t>
+              <w:t xml:space="preserve">-372037.9</w:t>
             </w:r>
           </w:p>
         </w:tc>
@@ -4962,27 +5127,6 @@
             </w:pPr>
             <w:r>
               <w:t xml:space="preserve">-427437.6</w:t>
-            </w:r>
-          </w:p>
-        </w:tc>
-        <w:tc>
-          <w:tcPr>
-            <w:tcW w:w="1337" w:type="dxa"/>
-            <w:tcBorders>
-              <w:top w:val="nil" w:color="000000"/>
-              <w:left w:val="nil" w:color="000000"/>
-              <w:bottom w:val="single" w:color="000000"/>
-              <w:right w:val="nil" w:color="000000"/>
-            </w:tcBorders>
-            <w:vAlign w:val="bottom"/>
-          </w:tcPr>
-          <w:p>
-            <w:pPr>
-              <w:spacing w:after="0"/>
-              <w:jc w:val="right"/>
-            </w:pPr>
-            <w:r>
-              <w:t xml:space="preserve">-372037.9</w:t>
             </w:r>
           </w:p>
         </w:tc>
